--- a/tests/Kookerella.FsWordDsl.Tests/Examples/ContentControls/output.docx
+++ b/tests/Kookerella.FsWordDsl.Tests/Examples/ContentControls/output.docx
@@ -69,6 +69,7 @@
       <w:sdt>
         <w:sdtPr>
           <w:alias w:val="Meeting Date"/>
+          <w:lock w:val="contentLocked"/>
           <w:date w:fullDate="2024-03-01T00:00:00">
             <w:dateFormat w:val="MMMM d, yyyy"/>
           </w:date>
@@ -87,8 +88,11 @@
       <w:sdt>
         <w:sdtPr>
           <w:tag w:val="agreed"/>
+          <w:lock w:val="sdtContentLocked"/>
           <w14:checkbox xmlns:w14="http://schemas.microsoft.com/office/word/2010/wordml">
             <w14:checked w14:val="1"/>
+            <w14:checkedState w14:font="Wingdings" w14:val="2612"/>
+            <w14:uncheckedState w14:font="Wingdings" w14:val="2610"/>
           </w14:checkbox>
         </w:sdtPr>
         <w:sdtContent>
